--- a/pr-preview/pr-349/chapters/citations-evidence-tracked-changes.docx
+++ b/pr-preview/pr-349/chapters/citations-evidence-tracked-changes.docx
@@ -26,7 +26,7 @@
       </w:pPr>
       <w:ins w:id="2" w:author="PR Preview" w:date="2026-01-01T00:00:00Z">
         <w:r>
-          <w:t xml:space="preserve">Last modified: 2026-10-25 11:14:07 (PDT)</w:t>
+          <w:t xml:space="preserve">Last modified: 2026-10-25 11:29:12 (PDT)</w:t>
         </w:r>
       </w:ins>
     </w:p>

--- a/pr-preview/pr-349/chapters/citations-evidence-tracked-changes.docx
+++ b/pr-preview/pr-349/chapters/citations-evidence-tracked-changes.docx
@@ -26,7 +26,7 @@
       </w:pPr>
       <w:ins w:id="2" w:author="PR Preview" w:date="2026-01-01T00:00:00Z">
         <w:r>
-          <w:t xml:space="preserve">Last modified: 2026-10-25 11:29:12 (PDT)</w:t>
+          <w:t xml:space="preserve">Last modified: 2026-10-25 19:24:41 (PDT)</w:t>
         </w:r>
       </w:ins>
     </w:p>
@@ -4221,56 +4221,171 @@
       <w:pPr>
         <w:pStyle w:val="BlockText"/>
       </w:pPr>
-      <w:r>
-        <w:t xml:space="preserve">❌ Chebyshev’s inequality says that …</w:t>
-      </w:r>
+      <w:del w:id="3" w:author="PR Preview" w:date="2026-01-01T00:00:00Z">
+        <w:r>
+          <w:delText xml:space="preserve">❌ Chebyshev’s inequality says that …</w:delText>
+        </w:r>
+      </w:del>
     </w:p>
     <w:p>
       <w:pPr>
         <w:pStyle w:val="BlockText"/>
       </w:pPr>
-      <w:r>
-        <w:t xml:space="preserve">✅ Chebyshev’s inequality says that …</w:t>
-      </w:r>
-      <w:r>
-        <w:t xml:space="preserve"> </w:t>
-      </w:r>
-      <w:r>
-        <w:t xml:space="preserve">Bienaymé derived the bound</w:t>
-      </w:r>
-      <w:r>
-        <w:t xml:space="preserve"> </w:t>
-      </w:r>
-      <w:r>
-        <w:t xml:space="preserve">(Bienaymé 1853)</w:t>
-      </w:r>
-      <w:r>
-        <w:t xml:space="preserve">, and Tchébychef proved a more general form</w:t>
-      </w:r>
-      <w:r>
-        <w:t xml:space="preserve"> </w:t>
-      </w:r>
-      <w:r>
-        <w:t xml:space="preserve">(Tchébychef 1867)</w:t>
-      </w:r>
-      <w:r>
-        <w:t xml:space="preserve">.</w:t>
-      </w:r>
-      <w:r>
-        <w:t xml:space="preserve"> </w:t>
-      </w:r>
-      <w:r>
-        <w:t xml:space="preserve">A modern treatment is in</w:t>
-      </w:r>
-      <w:r>
-        <w:t xml:space="preserve"> </w:t>
-      </w:r>
-      <w:r>
-        <w:t xml:space="preserve">Blitzstein and Hwang (2019)</w:t>
-      </w:r>
-      <w:r>
-        <w:t xml:space="preserve">.</w:t>
-      </w:r>
+      <w:del w:id="4" w:author="PR Preview" w:date="2026-01-01T00:00:00Z">
+        <w:r>
+          <w:delText xml:space="preserve">✅ Chebyshev’s inequality says that …</w:delText>
+        </w:r>
+      </w:del>
+      <w:del w:id="5" w:author="PR Preview" w:date="2026-01-01T00:00:00Z">
+        <w:r>
+          <w:delText xml:space="preserve"> </w:delText>
+        </w:r>
+      </w:del>
+      <w:del w:id="6" w:author="PR Preview" w:date="2026-01-01T00:00:00Z">
+        <w:r>
+          <w:delText xml:space="preserve">Bienaymé derived the bound</w:delText>
+        </w:r>
+      </w:del>
+      <w:del w:id="7" w:author="PR Preview" w:date="2026-01-01T00:00:00Z">
+        <w:r>
+          <w:delText xml:space="preserve"> </w:delText>
+        </w:r>
+      </w:del>
+      <w:del w:id="8" w:author="PR Preview" w:date="2026-01-01T00:00:00Z">
+        <w:r>
+          <w:delText xml:space="preserve">(Bienaymé 1853)</w:delText>
+        </w:r>
+      </w:del>
+      <w:del w:id="9" w:author="PR Preview" w:date="2026-01-01T00:00:00Z">
+        <w:r>
+          <w:delText xml:space="preserve">, and Tchébychef proved a more general form</w:delText>
+        </w:r>
+      </w:del>
+      <w:del w:id="10" w:author="PR Preview" w:date="2026-01-01T00:00:00Z">
+        <w:r>
+          <w:delText xml:space="preserve"> </w:delText>
+        </w:r>
+      </w:del>
+      <w:del w:id="11" w:author="PR Preview" w:date="2026-01-01T00:00:00Z">
+        <w:r>
+          <w:delText xml:space="preserve">(Tchébychef 1867)</w:delText>
+        </w:r>
+      </w:del>
+      <w:del w:id="12" w:author="PR Preview" w:date="2026-01-01T00:00:00Z">
+        <w:r>
+          <w:delText xml:space="preserve">.</w:delText>
+        </w:r>
+      </w:del>
+      <w:del w:id="13" w:author="PR Preview" w:date="2026-01-01T00:00:00Z">
+        <w:r>
+          <w:delText xml:space="preserve"> </w:delText>
+        </w:r>
+      </w:del>
+      <w:del w:id="14" w:author="PR Preview" w:date="2026-01-01T00:00:00Z">
+        <w:r>
+          <w:delText xml:space="preserve">A modern treatment is in</w:delText>
+        </w:r>
+      </w:del>
+      <w:del w:id="15" w:author="PR Preview" w:date="2026-01-01T00:00:00Z">
+        <w:r>
+          <w:delText xml:space="preserve"> </w:delText>
+        </w:r>
+      </w:del>
+      <w:del w:id="16" w:author="PR Preview" w:date="2026-01-01T00:00:00Z">
+        <w:r>
+          <w:delText xml:space="preserve">Blitzstein and Hwang (2019)</w:delText>
+        </w:r>
+      </w:del>
+      <w:del w:id="17" w:author="PR Preview" w:date="2026-01-01T00:00:00Z">
+        <w:r>
+          <w:delText xml:space="preserve">.</w:delText>
+        </w:r>
+      </w:del>
+    </w:p>
+    <w:p>
+      <w:pPr>
+        <w:pStyle w:val="BlockText"/>
+      </w:pPr>
+      <w:ins w:id="18" w:author="PR Preview" w:date="2026-01-01T00:00:00Z">
+        <w:r>
+          <w:t xml:space="preserve">❌ Chebyshev’s inequality bounds the probability that …</w:t>
+        </w:r>
+      </w:ins>
+    </w:p>
+    <w:p>
+      <w:pPr>
+        <w:pStyle w:val="BlockText"/>
+      </w:pPr>
+      <w:ins w:id="19" w:author="PR Preview" w:date="2026-01-01T00:00:00Z">
+        <w:r>
+          <w:t xml:space="preserve">✅ Chebyshev’s inequality bounds the probability that …</w:t>
+        </w:r>
+      </w:ins>
+      <w:ins w:id="20" w:author="PR Preview" w:date="2026-01-01T00:00:00Z">
+        <w:r>
+          <w:t xml:space="preserve"> </w:t>
+        </w:r>
+      </w:ins>
+      <w:ins w:id="21" w:author="PR Preview" w:date="2026-01-01T00:00:00Z">
+        <w:r>
+          <w:t xml:space="preserve">Bienaymé derived the bound</w:t>
+        </w:r>
+      </w:ins>
+      <w:ins w:id="22" w:author="PR Preview" w:date="2026-01-01T00:00:00Z">
+        <w:r>
+          <w:t xml:space="preserve"> </w:t>
+        </w:r>
+      </w:ins>
+      <w:ins w:id="23" w:author="PR Preview" w:date="2026-01-01T00:00:00Z">
+        <w:r>
+          <w:t xml:space="preserve">(Bienaymé 1853)</w:t>
+        </w:r>
+      </w:ins>
+      <w:ins w:id="24" w:author="PR Preview" w:date="2026-01-01T00:00:00Z">
+        <w:r>
+          <w:t xml:space="preserve">, and Tchébychef proved a more general form</w:t>
+        </w:r>
+      </w:ins>
+      <w:ins w:id="25" w:author="PR Preview" w:date="2026-01-01T00:00:00Z">
+        <w:r>
+          <w:t xml:space="preserve"> </w:t>
+        </w:r>
+      </w:ins>
+      <w:ins w:id="26" w:author="PR Preview" w:date="2026-01-01T00:00:00Z">
+        <w:r>
+          <w:t xml:space="preserve">(Tchébychef 1867)</w:t>
+        </w:r>
+      </w:ins>
+      <w:ins w:id="27" w:author="PR Preview" w:date="2026-01-01T00:00:00Z">
+        <w:r>
+          <w:t xml:space="preserve">.</w:t>
+        </w:r>
+      </w:ins>
+      <w:ins w:id="28" w:author="PR Preview" w:date="2026-01-01T00:00:00Z">
+        <w:r>
+          <w:t xml:space="preserve"> </w:t>
+        </w:r>
+      </w:ins>
+      <w:ins w:id="29" w:author="PR Preview" w:date="2026-01-01T00:00:00Z">
+        <w:r>
+          <w:t xml:space="preserve">A modern treatment is in</w:t>
+        </w:r>
+      </w:ins>
+      <w:ins w:id="30" w:author="PR Preview" w:date="2026-01-01T00:00:00Z">
+        <w:r>
+          <w:t xml:space="preserve"> </w:t>
+        </w:r>
+      </w:ins>
+      <w:ins w:id="31" w:author="PR Preview" w:date="2026-01-01T00:00:00Z">
+        <w:r>
+          <w:t xml:space="preserve">Blitzstein and Hwang (2019)</w:t>
+        </w:r>
+      </w:ins>
+      <w:ins w:id="32" w:author="PR Preview" w:date="2026-01-01T00:00:00Z">
+        <w:r>
+          <w:t xml:space="preserve">.</w:t>
+        </w:r>
+      </w:ins>
     </w:p>
     <w:bookmarkEnd w:id="49"/>
     <w:bookmarkEnd w:id="50"/>

--- a/pr-preview/pr-349/chapters/citations-evidence-tracked-changes.docx
+++ b/pr-preview/pr-349/chapters/citations-evidence-tracked-changes.docx
@@ -26,7 +26,7 @@
       </w:pPr>
       <w:ins w:id="2" w:author="PR Preview" w:date="2026-01-01T00:00:00Z">
         <w:r>
-          <w:t xml:space="preserve">Last modified: 2026-10-25 19:24:41 (PDT)</w:t>
+          <w:t xml:space="preserve">Last modified: 2026-10-25 19:31:42 (PDT)</w:t>
         </w:r>
       </w:ins>
     </w:p>

--- a/pr-preview/pr-349/chapters/citations-evidence-tracked-changes.docx
+++ b/pr-preview/pr-349/chapters/citations-evidence-tracked-changes.docx
@@ -16,7 +16,7 @@
       </w:pPr>
       <w:del w:id="1" w:author="PR Preview" w:date="2026-01-01T00:00:00Z">
         <w:r>
-          <w:delText xml:space="preserve">Last modified: 2026-10-24 21:51:54 (PDT)</w:delText>
+          <w:delText xml:space="preserve">Last modified: 2026-10-25 19:24:30 (PDT)</w:delText>
         </w:r>
       </w:del>
     </w:p>
@@ -26,7 +26,7 @@
       </w:pPr>
       <w:ins w:id="2" w:author="PR Preview" w:date="2026-01-01T00:00:00Z">
         <w:r>
-          <w:t xml:space="preserve">Last modified: 2026-10-25 19:31:42 (PDT)</w:t>
+          <w:t xml:space="preserve">Last modified: 2026-10-25 19:39:54 (PDT)</w:t>
         </w:r>
       </w:ins>
     </w:p>
@@ -2317,7 +2317,7 @@
       </w:r>
     </w:p>
     <w:bookmarkEnd w:id="27"/>
-    <w:bookmarkStart w:id="34" w:name="link-liberally"/>
+    <w:bookmarkStart w:id="37" w:name="link-liberally"/>
     <w:p>
       <w:pPr>
         <w:pStyle w:val="Heading2"/>
@@ -2486,27 +2486,372 @@
           <w:numId w:val="1014"/>
         </w:numPr>
       </w:pPr>
-      <w:r>
-        <w:t xml:space="preserve">a related section elsewhere in the document,</w:t>
-      </w:r>
-      <w:r>
-        <w:t xml:space="preserve"> </w:t>
-      </w:r>
-      <w:r>
-        <w:t xml:space="preserve">instead of repeating its content.</w:t>
-      </w:r>
+      <w:del w:id="3" w:author="PR Preview" w:date="2026-01-01T00:00:00Z">
+        <w:r>
+          <w:delText xml:space="preserve">a related section elsewhere in the document,</w:delText>
+        </w:r>
+      </w:del>
+      <w:del w:id="4" w:author="PR Preview" w:date="2026-01-01T00:00:00Z">
+        <w:r>
+          <w:delText xml:space="preserve"> </w:delText>
+        </w:r>
+      </w:del>
+      <w:del w:id="5" w:author="PR Preview" w:date="2026-01-01T00:00:00Z">
+        <w:r>
+          <w:delText xml:space="preserve">instead of repeating its content.</w:delText>
+        </w:r>
+      </w:del>
+    </w:p>
+    <w:p>
+      <w:pPr>
+        <w:pStyle w:val="Compact"/>
+        <w:numPr>
+          <w:ilvl w:val="0"/>
+          <w:numId w:val="1014"/>
+        </w:numPr>
+      </w:pPr>
+      <w:ins w:id="6" w:author="PR Preview" w:date="2026-01-01T00:00:00Z">
+        <w:r>
+          <w:t xml:space="preserve">a related section elsewhere in the document,</w:t>
+        </w:r>
+      </w:ins>
+      <w:ins w:id="7" w:author="PR Preview" w:date="2026-01-01T00:00:00Z">
+        <w:r>
+          <w:t xml:space="preserve"> </w:t>
+        </w:r>
+      </w:ins>
+      <w:ins w:id="8" w:author="PR Preview" w:date="2026-01-01T00:00:00Z">
+        <w:r>
+          <w:t xml:space="preserve">instead of repeating its content;</w:t>
+        </w:r>
+      </w:ins>
+    </w:p>
+    <w:p>
+      <w:pPr>
+        <w:pStyle w:val="Compact"/>
+        <w:numPr>
+          <w:ilvl w:val="0"/>
+          <w:numId w:val="1014"/>
+        </w:numPr>
+      </w:pPr>
+      <w:ins w:id="9" w:author="PR Preview" w:date="2026-01-01T00:00:00Z">
+        <w:r>
+          <w:t xml:space="preserve">a back-reference,</w:t>
+        </w:r>
+      </w:ins>
+      <w:ins w:id="10" w:author="PR Preview" w:date="2026-01-01T00:00:00Z">
+        <w:r>
+          <w:t xml:space="preserve"> </w:t>
+        </w:r>
+      </w:ins>
+      <w:ins w:id="11" w:author="PR Preview" w:date="2026-01-01T00:00:00Z">
+        <w:r>
+          <w:t xml:space="preserve">such as</w:t>
+        </w:r>
+      </w:ins>
+      <w:ins w:id="12" w:author="PR Preview" w:date="2026-01-01T00:00:00Z">
+        <w:r>
+          <w:t xml:space="preserve"> </w:t>
+        </w:r>
+      </w:ins>
+      <w:ins w:id="13" w:author="PR Preview" w:date="2026-01-01T00:00:00Z">
+        <w:r>
+          <w:t xml:space="preserve">“as defined above”</w:t>
+        </w:r>
+      </w:ins>
+      <w:ins w:id="14" w:author="PR Preview" w:date="2026-01-01T00:00:00Z">
+        <w:r>
+          <w:t xml:space="preserve"> </w:t>
+        </w:r>
+      </w:ins>
+      <w:ins w:id="15" w:author="PR Preview" w:date="2026-01-01T00:00:00Z">
+        <w:r>
+          <w:t xml:space="preserve">or</w:t>
+        </w:r>
+      </w:ins>
+      <w:ins w:id="16" w:author="PR Preview" w:date="2026-01-01T00:00:00Z">
+        <w:r>
+          <w:t xml:space="preserve"> </w:t>
+        </w:r>
+      </w:ins>
+      <w:ins w:id="17" w:author="PR Preview" w:date="2026-01-01T00:00:00Z">
+        <w:r>
+          <w:t xml:space="preserve">“the model from the previous section”</w:t>
+        </w:r>
+      </w:ins>
+      <w:ins w:id="18" w:author="PR Preview" w:date="2026-01-01T00:00:00Z">
+        <w:r>
+          <w:t xml:space="preserve">,</w:t>
+        </w:r>
+      </w:ins>
+      <w:ins w:id="19" w:author="PR Preview" w:date="2026-01-01T00:00:00Z">
+        <w:r>
+          <w:t xml:space="preserve"> </w:t>
+        </w:r>
+      </w:ins>
+      <w:ins w:id="20" w:author="PR Preview" w:date="2026-01-01T00:00:00Z">
+        <w:r>
+          <w:t xml:space="preserve">to the content that it points back to.</w:t>
+        </w:r>
+      </w:ins>
     </w:p>
     <w:p>
       <w:pPr>
         <w:pStyle w:val="FirstParagraph"/>
       </w:pPr>
+      <w:ins w:id="21" w:author="PR Preview" w:date="2026-01-01T00:00:00Z">
+        <w:r>
+          <w:t xml:space="preserve">A reader who skipped the earlier section,</w:t>
+        </w:r>
+      </w:ins>
+      <w:ins w:id="22" w:author="PR Preview" w:date="2026-01-01T00:00:00Z">
+        <w:r>
+          <w:t xml:space="preserve"> </w:t>
+        </w:r>
+      </w:ins>
+      <w:ins w:id="23" w:author="PR Preview" w:date="2026-01-01T00:00:00Z">
+        <w:r>
+          <w:t xml:space="preserve">or who opened the page from a link to its middle,</w:t>
+        </w:r>
+      </w:ins>
+      <w:ins w:id="24" w:author="PR Preview" w:date="2026-01-01T00:00:00Z">
+        <w:r>
+          <w:t xml:space="preserve"> </w:t>
+        </w:r>
+      </w:ins>
+      <w:ins w:id="25" w:author="PR Preview" w:date="2026-01-01T00:00:00Z">
+        <w:r>
+          <w:t xml:space="preserve">can jump to the content that a back-reference points to only if the back-reference is a link.</w:t>
+        </w:r>
+      </w:ins>
+      <w:ins w:id="26" w:author="PR Preview" w:date="2026-01-01T00:00:00Z">
+        <w:r>
+          <w:t xml:space="preserve"> </w:t>
+        </w:r>
+      </w:ins>
+      <w:ins w:id="27" w:author="PR Preview" w:date="2026-01-01T00:00:00Z">
+        <w:r>
+          <w:t xml:space="preserve">Put the link on the words that name the target,</w:t>
+        </w:r>
+      </w:ins>
+      <w:ins w:id="28" w:author="PR Preview" w:date="2026-01-01T00:00:00Z">
+        <w:r>
+          <w:t xml:space="preserve"> </w:t>
+        </w:r>
+      </w:ins>
+      <w:ins w:id="29" w:author="PR Preview" w:date="2026-01-01T00:00:00Z">
+        <w:r>
+          <w:t xml:space="preserve">once per paragraph.</w:t>
+        </w:r>
+      </w:ins>
+      <w:ins w:id="30" w:author="PR Preview" w:date="2026-01-01T00:00:00Z">
+        <w:r>
+          <w:t xml:space="preserve"> </w:t>
+        </w:r>
+      </w:ins>
+      <w:ins w:id="31" w:author="PR Preview" w:date="2026-01-01T00:00:00Z">
+        <w:r>
+          <w:t xml:space="preserve">Where you can, use the target’s name instead of</w:t>
+        </w:r>
+      </w:ins>
+      <w:ins w:id="32" w:author="PR Preview" w:date="2026-01-01T00:00:00Z">
+        <w:r>
+          <w:t xml:space="preserve"> </w:t>
+        </w:r>
+      </w:ins>
+      <w:ins w:id="33" w:author="PR Preview" w:date="2026-01-01T00:00:00Z">
+        <w:r>
+          <w:t xml:space="preserve">“above”</w:t>
+        </w:r>
+      </w:ins>
+      <w:ins w:id="34" w:author="PR Preview" w:date="2026-01-01T00:00:00Z">
+        <w:r>
+          <w:t xml:space="preserve"> </w:t>
+        </w:r>
+      </w:ins>
+      <w:ins w:id="35" w:author="PR Preview" w:date="2026-01-01T00:00:00Z">
+        <w:r>
+          <w:t xml:space="preserve">or</w:t>
+        </w:r>
+      </w:ins>
+      <w:ins w:id="36" w:author="PR Preview" w:date="2026-01-01T00:00:00Z">
+        <w:r>
+          <w:t xml:space="preserve"> </w:t>
+        </w:r>
+      </w:ins>
+      <w:ins w:id="37" w:author="PR Preview" w:date="2026-01-01T00:00:00Z">
+        <w:r>
+          <w:t xml:space="preserve">“earlier”</w:t>
+        </w:r>
+      </w:ins>
+      <w:ins w:id="38" w:author="PR Preview" w:date="2026-01-01T00:00:00Z">
+        <w:r>
+          <w:t xml:space="preserve">,</w:t>
+        </w:r>
+      </w:ins>
+      <w:ins w:id="39" w:author="PR Preview" w:date="2026-01-01T00:00:00Z">
+        <w:r>
+          <w:t xml:space="preserve"> </w:t>
+        </w:r>
+      </w:ins>
+      <w:ins w:id="40" w:author="PR Preview" w:date="2026-01-01T00:00:00Z">
+        <w:r>
+          <w:t xml:space="preserve">since a word that names a position becomes wrong</w:t>
+        </w:r>
+      </w:ins>
+      <w:ins w:id="41" w:author="PR Preview" w:date="2026-01-01T00:00:00Z">
+        <w:r>
+          <w:t xml:space="preserve"> </w:t>
+        </w:r>
+      </w:ins>
+      <w:ins w:id="42" w:author="PR Preview" w:date="2026-01-01T00:00:00Z">
+        <w:r>
+          <w:t xml:space="preserve">when a later edit moves the content</w:t>
+        </w:r>
+      </w:ins>
+      <w:ins w:id="43" w:author="PR Preview" w:date="2026-01-01T00:00:00Z">
+        <w:r>
+          <w:t xml:space="preserve"> </w:t>
+        </w:r>
+      </w:ins>
+      <w:ins w:id="44" w:author="PR Preview" w:date="2026-01-01T00:00:00Z">
+        <w:r>
+          <w:t xml:space="preserve">(see</w:t>
+        </w:r>
+      </w:ins>
+      <w:ins w:id="45" w:author="PR Preview" w:date="2026-01-01T00:00:00Z">
+        <w:r>
+          <w:t xml:space="preserve"> </w:t>
+        </w:r>
+      </w:ins>
+      <w:hyperlink r:id="rId30">
+        <w:ins w:id="46" w:author="PR Preview" w:date="2026-01-01T00:00:00Z">
+          <w:r>
+            <w:rPr>
+              <w:rStyle w:val="Hyperlink"/>
+            </w:rPr>
+            <w:t xml:space="preserve">Avoid forward references</w:t>
+          </w:r>
+        </w:ins>
+      </w:hyperlink>
+      <w:ins w:id="47" w:author="PR Preview" w:date="2026-01-01T00:00:00Z">
+        <w:r>
+          <w:t xml:space="preserve">).</w:t>
+        </w:r>
+      </w:ins>
+    </w:p>
+    <w:bookmarkStart w:id="32" w:name="exm-link-back-reference"/>
+    <w:p>
+      <w:pPr>
+        <w:pStyle w:val="BodyText"/>
+      </w:pPr>
+      <w:ins w:id="48" w:author="PR Preview" w:date="2026-01-01T00:00:00Z">
+        <w:r>
+          <w:rPr>
+            <w:b/>
+            <w:bCs/>
+          </w:rPr>
+          <w:t xml:space="preserve">Example 2 (Linking a reference back to earlier content)</w:t>
+        </w:r>
+      </w:ins>
+      <w:ins w:id="49" w:author="PR Preview" w:date="2026-01-01T00:00:00Z">
+        <w:r>
+          <w:t xml:space="preserve"> </w:t>
+        </w:r>
+      </w:ins>
+      <w:ins w:id="50" w:author="PR Preview" w:date="2026-01-01T00:00:00Z">
+        <w:r>
+          <w:t xml:space="preserve"> </w:t>
+        </w:r>
+      </w:ins>
+    </w:p>
+    <w:p>
+      <w:pPr>
+        <w:pStyle w:val="BlockText"/>
+      </w:pPr>
+      <w:ins w:id="51" w:author="PR Preview" w:date="2026-01-01T00:00:00Z">
+        <w:r>
+          <w:t xml:space="preserve">❌ The likelihood of the logistic regression model from the previous chapter</w:t>
+        </w:r>
+      </w:ins>
+      <w:ins w:id="52" w:author="PR Preview" w:date="2026-01-01T00:00:00Z">
+        <w:r>
+          <w:t xml:space="preserve"> </w:t>
+        </w:r>
+      </w:ins>
+      <w:ins w:id="53" w:author="PR Preview" w:date="2026-01-01T00:00:00Z">
+        <w:r>
+          <w:t xml:space="preserve">is a product of Bernoulli probabilities.</w:t>
+        </w:r>
+      </w:ins>
+    </w:p>
+    <w:p>
+      <w:pPr>
+        <w:pStyle w:val="BlockText"/>
+      </w:pPr>
+      <w:ins w:id="54" w:author="PR Preview" w:date="2026-01-01T00:00:00Z">
+        <w:r>
+          <w:t xml:space="preserve">✅ The likelihood of the</w:t>
+        </w:r>
+      </w:ins>
+      <w:ins w:id="55" w:author="PR Preview" w:date="2026-01-01T00:00:00Z">
+        <w:r>
+          <w:t xml:space="preserve"> </w:t>
+        </w:r>
+      </w:ins>
+      <w:hyperlink r:id="rId31">
+        <w:ins w:id="56" w:author="PR Preview" w:date="2026-01-01T00:00:00Z">
+          <w:r>
+            <w:rPr>
+              <w:rStyle w:val="Hyperlink"/>
+            </w:rPr>
+            <w:t xml:space="preserve">logistic regression</w:t>
+          </w:r>
+        </w:ins>
+      </w:hyperlink>
+      <w:ins w:id="57" w:author="PR Preview" w:date="2026-01-01T00:00:00Z">
+        <w:r>
+          <w:t xml:space="preserve"> </w:t>
+        </w:r>
+      </w:ins>
+      <w:ins w:id="58" w:author="PR Preview" w:date="2026-01-01T00:00:00Z">
+        <w:r>
+          <w:t xml:space="preserve">model</w:t>
+        </w:r>
+      </w:ins>
+      <w:ins w:id="59" w:author="PR Preview" w:date="2026-01-01T00:00:00Z">
+        <w:r>
+          <w:t xml:space="preserve"> </w:t>
+        </w:r>
+      </w:ins>
+      <w:ins w:id="60" w:author="PR Preview" w:date="2026-01-01T00:00:00Z">
+        <w:r>
+          <w:t xml:space="preserve">is a product of Bernoulli probabilities.</w:t>
+        </w:r>
+      </w:ins>
+    </w:p>
+    <w:p>
+      <w:pPr>
+        <w:pStyle w:val="FirstParagraph"/>
+      </w:pPr>
+      <w:ins w:id="61" w:author="PR Preview" w:date="2026-01-01T00:00:00Z">
+        <w:r>
+          <w:t xml:space="preserve">In the ✅ version, the link takes the reader to the model’s definition.</w:t>
+        </w:r>
+      </w:ins>
+    </w:p>
+    <w:bookmarkEnd w:id="32"/>
+    <w:p>
+      <w:pPr>
+        <w:pStyle w:val="BodyText"/>
+      </w:pPr>
       <w:r>
         <w:t xml:space="preserve">In</w:t>
       </w:r>
       <w:r>
         <w:t xml:space="preserve"> </w:t>
       </w:r>
-      <w:hyperlink r:id="rId30">
+      <w:hyperlink r:id="rId33">
         <w:r>
           <w:rPr>
             <w:rStyle w:val="Hyperlink"/>
@@ -2615,24 +2960,54 @@
         <w:t xml:space="preserve">the target is unstable, and a stable alternative such as a DOI exists.</w:t>
       </w:r>
     </w:p>
-    <w:bookmarkStart w:id="33" w:name="exm-link-liberally"/>
+    <w:bookmarkStart w:id="36" w:name="exm-link-liberally"/>
     <w:p>
       <w:pPr>
         <w:pStyle w:val="FirstParagraph"/>
       </w:pPr>
-      <w:r>
-        <w:rPr>
-          <w:b/>
-          <w:bCs/>
-        </w:rPr>
-        <w:t xml:space="preserve">Example 2 (Adding links a reader would use)</w:t>
-      </w:r>
-      <w:r>
-        <w:t xml:space="preserve"> </w:t>
-      </w:r>
-      <w:r>
-        <w:t xml:space="preserve"> </w:t>
-      </w:r>
+      <w:del w:id="62" w:author="PR Preview" w:date="2026-01-01T00:00:00Z">
+        <w:r>
+          <w:rPr>
+            <w:b/>
+            <w:bCs/>
+          </w:rPr>
+          <w:delText xml:space="preserve">Example 2 (Adding links a reader would use)</w:delText>
+        </w:r>
+      </w:del>
+      <w:del w:id="63" w:author="PR Preview" w:date="2026-01-01T00:00:00Z">
+        <w:r>
+          <w:delText xml:space="preserve"> </w:delText>
+        </w:r>
+      </w:del>
+      <w:del w:id="64" w:author="PR Preview" w:date="2026-01-01T00:00:00Z">
+        <w:r>
+          <w:delText xml:space="preserve"> </w:delText>
+        </w:r>
+      </w:del>
+    </w:p>
+    <w:p>
+      <w:pPr>
+        <w:pStyle w:val="FirstParagraph"/>
+      </w:pPr>
+      <w:ins w:id="65" w:author="PR Preview" w:date="2026-01-01T00:00:00Z">
+        <w:r>
+          <w:rPr>
+            <w:b/>
+            <w:bCs/>
+          </w:rPr>
+          <w:t xml:space="preserve">Example 3 (Adding links a reader would use)</w:t>
+        </w:r>
+      </w:ins>
+      <w:ins w:id="66" w:author="PR Preview" w:date="2026-01-01T00:00:00Z">
+        <w:r>
+          <w:t xml:space="preserve"> </w:t>
+        </w:r>
+      </w:ins>
+      <w:ins w:id="67" w:author="PR Preview" w:date="2026-01-01T00:00:00Z">
+        <w:r>
+          <w:t xml:space="preserve"> </w:t>
+        </w:r>
+      </w:ins>
     </w:p>
     <w:p>
       <w:pPr>
@@ -2658,7 +3033,7 @@
       <w:r>
         <w:t xml:space="preserve"> </w:t>
       </w:r>
-      <w:hyperlink r:id="rId31">
+      <w:hyperlink r:id="rId34">
         <w:r>
           <w:rPr>
             <w:rStyle w:val="Hyperlink"/>
@@ -2681,7 +3056,7 @@
       <w:r>
         <w:t xml:space="preserve"> </w:t>
       </w:r>
-      <w:hyperlink r:id="rId32">
+      <w:hyperlink r:id="rId35">
         <w:r>
           <w:rPr>
             <w:rStyle w:val="Hyperlink"/>
@@ -2728,9 +3103,9 @@
         <w:t xml:space="preserve">can now follow the link instead of searching.</w:t>
       </w:r>
     </w:p>
-    <w:bookmarkEnd w:id="33"/>
-    <w:bookmarkEnd w:id="34"/>
-    <w:bookmarkStart w:id="36" w:name="cite-wikipedia-beside-the-primary-source"/>
+    <w:bookmarkEnd w:id="36"/>
+    <w:bookmarkEnd w:id="37"/>
+    <w:bookmarkStart w:id="39" w:name="cite-wikipedia-beside-the-primary-source"/>
     <w:p>
       <w:pPr>
         <w:pStyle w:val="Heading2"/>
@@ -2971,24 +3346,54 @@
         <w:t xml:space="preserve">later uses link to your own definition.</w:t>
       </w:r>
     </w:p>
-    <w:bookmarkStart w:id="35" w:name="exm-link-wikipedia"/>
+    <w:bookmarkStart w:id="38" w:name="exm-link-wikipedia"/>
     <w:p>
       <w:pPr>
         <w:pStyle w:val="FirstParagraph"/>
       </w:pPr>
-      <w:r>
-        <w:rPr>
-          <w:b/>
-          <w:bCs/>
-        </w:rPr>
-        <w:t xml:space="preserve">Example 3 (Citing a definition’s Wikipedia article)</w:t>
-      </w:r>
-      <w:r>
-        <w:t xml:space="preserve"> </w:t>
-      </w:r>
-      <w:r>
-        <w:t xml:space="preserve"> </w:t>
-      </w:r>
+      <w:del w:id="68" w:author="PR Preview" w:date="2026-01-01T00:00:00Z">
+        <w:r>
+          <w:rPr>
+            <w:b/>
+            <w:bCs/>
+          </w:rPr>
+          <w:delText xml:space="preserve">Example 3 (Citing a definition’s Wikipedia article)</w:delText>
+        </w:r>
+      </w:del>
+      <w:del w:id="69" w:author="PR Preview" w:date="2026-01-01T00:00:00Z">
+        <w:r>
+          <w:delText xml:space="preserve"> </w:delText>
+        </w:r>
+      </w:del>
+      <w:del w:id="70" w:author="PR Preview" w:date="2026-01-01T00:00:00Z">
+        <w:r>
+          <w:delText xml:space="preserve"> </w:delText>
+        </w:r>
+      </w:del>
+    </w:p>
+    <w:p>
+      <w:pPr>
+        <w:pStyle w:val="FirstParagraph"/>
+      </w:pPr>
+      <w:ins w:id="71" w:author="PR Preview" w:date="2026-01-01T00:00:00Z">
+        <w:r>
+          <w:rPr>
+            <w:b/>
+            <w:bCs/>
+          </w:rPr>
+          <w:t xml:space="preserve">Example 4 (Citing a definition’s Wikipedia article)</w:t>
+        </w:r>
+      </w:ins>
+      <w:ins w:id="72" w:author="PR Preview" w:date="2026-01-01T00:00:00Z">
+        <w:r>
+          <w:t xml:space="preserve"> </w:t>
+        </w:r>
+      </w:ins>
+      <w:ins w:id="73" w:author="PR Preview" w:date="2026-01-01T00:00:00Z">
+        <w:r>
+          <w:t xml:space="preserve"> </w:t>
+        </w:r>
+      </w:ins>
     </w:p>
     <w:p>
       <w:pPr>
@@ -3061,9 +3466,9 @@
         <w:t xml:space="preserve">and the definition itself still comes from your own text and its traditional reference.</w:t>
       </w:r>
     </w:p>
-    <w:bookmarkEnd w:id="35"/>
-    <w:bookmarkEnd w:id="36"/>
-    <w:bookmarkStart w:id="38" w:name="number-bracketed-citations"/>
+    <w:bookmarkEnd w:id="38"/>
+    <w:bookmarkEnd w:id="39"/>
+    <w:bookmarkStart w:id="41" w:name="number-bracketed-citations"/>
     <w:p>
       <w:pPr>
         <w:pStyle w:val="Heading2"/>
@@ -3223,7 +3628,7 @@
       <w:r>
         <w:t xml:space="preserve"> </w:t>
       </w:r>
-      <w:hyperlink r:id="rId37">
+      <w:hyperlink r:id="rId40">
         <w:r>
           <w:rPr>
             <w:rStyle w:val="Hyperlink"/>
@@ -3235,8 +3640,8 @@
         <w:t xml:space="preserve">.</w:t>
       </w:r>
     </w:p>
-    <w:bookmarkEnd w:id="38"/>
-    <w:bookmarkStart w:id="40" w:name="cite-once-per-passage"/>
+    <w:bookmarkEnd w:id="41"/>
+    <w:bookmarkStart w:id="43" w:name="cite-once-per-passage"/>
     <w:p>
       <w:pPr>
         <w:pStyle w:val="Heading2"/>
@@ -3295,143 +3700,198 @@
         <w:t xml:space="preserve">The rule to cite a Wikipedia article once, where its term is defined, is a case of this one.</w:t>
       </w:r>
     </w:p>
-    <w:bookmarkStart w:id="39" w:name="exm-cite-once"/>
+    <w:bookmarkStart w:id="42" w:name="exm-cite-once"/>
     <w:p>
       <w:pPr>
         <w:pStyle w:val="BodyText"/>
+      </w:pPr>
+      <w:del w:id="74" w:author="PR Preview" w:date="2026-01-01T00:00:00Z">
+        <w:r>
+          <w:rPr>
+            <w:b/>
+            <w:bCs/>
+          </w:rPr>
+          <w:delText xml:space="preserve">Example 4 (Citing one source once in a definition)</w:delText>
+        </w:r>
+      </w:del>
+      <w:del w:id="75" w:author="PR Preview" w:date="2026-01-01T00:00:00Z">
+        <w:r>
+          <w:delText xml:space="preserve"> </w:delText>
+        </w:r>
+      </w:del>
+      <w:del w:id="76" w:author="PR Preview" w:date="2026-01-01T00:00:00Z">
+        <w:r>
+          <w:delText xml:space="preserve"> </w:delText>
+        </w:r>
+      </w:del>
+    </w:p>
+    <w:p>
+      <w:pPr>
+        <w:pStyle w:val="BodyText"/>
+      </w:pPr>
+      <w:ins w:id="77" w:author="PR Preview" w:date="2026-01-01T00:00:00Z">
+        <w:r>
+          <w:rPr>
+            <w:b/>
+            <w:bCs/>
+          </w:rPr>
+          <w:t xml:space="preserve">Example 5 (Citing one source once in a definition)</w:t>
+        </w:r>
+      </w:ins>
+      <w:ins w:id="78" w:author="PR Preview" w:date="2026-01-01T00:00:00Z">
+        <w:r>
+          <w:t xml:space="preserve"> </w:t>
+        </w:r>
+      </w:ins>
+      <w:ins w:id="79" w:author="PR Preview" w:date="2026-01-01T00:00:00Z">
+        <w:r>
+          <w:t xml:space="preserve"> </w:t>
+        </w:r>
+      </w:ins>
+    </w:p>
+    <w:p>
+      <w:pPr>
+        <w:pStyle w:val="BlockText"/>
+      </w:pPr>
+      <w:r>
+        <w:t xml:space="preserve">❌ A</w:t>
+      </w:r>
+      <w:r>
+        <w:t xml:space="preserve"> </w:t>
+      </w:r>
+      <w:r>
+        <w:rPr>
+          <w:i/>
+          <w:iCs/>
+        </w:rPr>
+        <w:t xml:space="preserve">Poisson random variable</w:t>
+      </w:r>
+      <w:r>
+        <w:t xml:space="preserve"> </w:t>
+      </w:r>
+      <w:r>
+        <w:t xml:space="preserve">counts events in a fixed interval</w:t>
+      </w:r>
+      <w:r>
+        <w:t xml:space="preserve"> </w:t>
+      </w:r>
+      <w:r>
+        <w:t xml:space="preserve">(Wikipedia contributors 2026)</w:t>
+      </w:r>
+      <w:r>
+        <w:t xml:space="preserve">.</w:t>
+      </w:r>
+      <w:r>
+        <w:t xml:space="preserve"> </w:t>
+      </w:r>
+      <w:r>
+        <w:t xml:space="preserve">Source:</w:t>
+      </w:r>
+      <w:r>
+        <w:t xml:space="preserve"> </w:t>
+      </w:r>
+      <w:r>
+        <w:t xml:space="preserve">Wikipedia contributors (2026)</w:t>
+      </w:r>
+      <w:r>
+        <w:t xml:space="preserve">.</w:t>
+      </w:r>
+    </w:p>
+    <w:p>
+      <w:pPr>
+        <w:pStyle w:val="BlockText"/>
+      </w:pPr>
+      <w:r>
+        <w:t xml:space="preserve">✅ A</w:t>
+      </w:r>
+      <w:r>
+        <w:t xml:space="preserve"> </w:t>
+      </w:r>
+      <w:r>
+        <w:rPr>
+          <w:i/>
+          <w:iCs/>
+        </w:rPr>
+        <w:t xml:space="preserve">Poisson random variable</w:t>
+      </w:r>
+      <w:r>
+        <w:t xml:space="preserve"> </w:t>
+      </w:r>
+      <w:r>
+        <w:t xml:space="preserve">counts events in a fixed interval.</w:t>
+      </w:r>
+      <w:r>
+        <w:t xml:space="preserve"> </w:t>
+      </w:r>
+      <w:r>
+        <w:t xml:space="preserve">Source:</w:t>
+      </w:r>
+      <w:r>
+        <w:t xml:space="preserve"> </w:t>
+      </w:r>
+      <w:r>
+        <w:t xml:space="preserve">Wikipedia contributors (2026)</w:t>
+      </w:r>
+      <w:r>
+        <w:t xml:space="preserve">.</w:t>
+      </w:r>
+    </w:p>
+    <w:p>
+      <w:pPr>
+        <w:pStyle w:val="FirstParagraph"/>
+      </w:pPr>
+      <w:r>
+        <w:t xml:space="preserve">Both versions credit the same article.</w:t>
+      </w:r>
+      <w:r>
+        <w:t xml:space="preserve"> </w:t>
+      </w:r>
+      <w:r>
+        <w:t xml:space="preserve">The second one does it once, in the source line that closes the div.</w:t>
+      </w:r>
+    </w:p>
+    <w:bookmarkEnd w:id="42"/>
+    <w:bookmarkEnd w:id="43"/>
+    <w:bookmarkStart w:id="44" w:name="best-practices"/>
+    <w:p>
+      <w:pPr>
+        <w:pStyle w:val="Heading2"/>
+      </w:pPr>
+      <w:r>
+        <w:t xml:space="preserve">11 Best practices</w:t>
+      </w:r>
+    </w:p>
+    <w:p>
+      <w:pPr>
+        <w:pStyle w:val="FirstParagraph"/>
+      </w:pPr>
+      <w:r>
+        <w:t xml:space="preserve">To effectively support your claims:</w:t>
+      </w:r>
+    </w:p>
+    <w:p>
+      <w:pPr>
+        <w:pStyle w:val="Compact"/>
+        <w:numPr>
+          <w:ilvl w:val="0"/>
+          <w:numId w:val="1017"/>
+        </w:numPr>
       </w:pPr>
       <w:r>
         <w:rPr>
           <w:b/>
           <w:bCs/>
         </w:rPr>
-        <w:t xml:space="preserve">Example 4 (Citing one source once in a definition)</w:t>
-      </w:r>
-      <w:r>
-        <w:t xml:space="preserve"> </w:t>
-      </w:r>
-      <w:r>
-        <w:t xml:space="preserve"> </w:t>
-      </w:r>
-    </w:p>
-    <w:p>
-      <w:pPr>
-        <w:pStyle w:val="BlockText"/>
-      </w:pPr>
-      <w:r>
-        <w:t xml:space="preserve">❌ A</w:t>
-      </w:r>
-      <w:r>
-        <w:t xml:space="preserve"> </w:t>
-      </w:r>
-      <w:r>
-        <w:rPr>
-          <w:i/>
-          <w:iCs/>
-        </w:rPr>
-        <w:t xml:space="preserve">Poisson random variable</w:t>
-      </w:r>
-      <w:r>
-        <w:t xml:space="preserve"> </w:t>
-      </w:r>
-      <w:r>
-        <w:t xml:space="preserve">counts events in a fixed interval</w:t>
-      </w:r>
-      <w:r>
-        <w:t xml:space="preserve"> </w:t>
-      </w:r>
-      <w:r>
-        <w:t xml:space="preserve">(Wikipedia contributors 2026)</w:t>
-      </w:r>
-      <w:r>
-        <w:t xml:space="preserve">.</w:t>
-      </w:r>
-      <w:r>
-        <w:t xml:space="preserve"> </w:t>
-      </w:r>
-      <w:r>
-        <w:t xml:space="preserve">Source:</w:t>
-      </w:r>
-      <w:r>
-        <w:t xml:space="preserve"> </w:t>
-      </w:r>
-      <w:r>
-        <w:t xml:space="preserve">Wikipedia contributors (2026)</w:t>
-      </w:r>
-      <w:r>
-        <w:t xml:space="preserve">.</w:t>
-      </w:r>
-    </w:p>
-    <w:p>
-      <w:pPr>
-        <w:pStyle w:val="BlockText"/>
-      </w:pPr>
-      <w:r>
-        <w:t xml:space="preserve">✅ A</w:t>
-      </w:r>
-      <w:r>
-        <w:t xml:space="preserve"> </w:t>
-      </w:r>
-      <w:r>
-        <w:rPr>
-          <w:i/>
-          <w:iCs/>
-        </w:rPr>
-        <w:t xml:space="preserve">Poisson random variable</w:t>
-      </w:r>
-      <w:r>
-        <w:t xml:space="preserve"> </w:t>
-      </w:r>
-      <w:r>
-        <w:t xml:space="preserve">counts events in a fixed interval.</w:t>
-      </w:r>
-      <w:r>
-        <w:t xml:space="preserve"> </w:t>
-      </w:r>
-      <w:r>
-        <w:t xml:space="preserve">Source:</w:t>
-      </w:r>
-      <w:r>
-        <w:t xml:space="preserve"> </w:t>
-      </w:r>
-      <w:r>
-        <w:t xml:space="preserve">Wikipedia contributors (2026)</w:t>
-      </w:r>
-      <w:r>
-        <w:t xml:space="preserve">.</w:t>
-      </w:r>
-    </w:p>
-    <w:p>
-      <w:pPr>
-        <w:pStyle w:val="FirstParagraph"/>
-      </w:pPr>
-      <w:r>
-        <w:t xml:space="preserve">Both versions credit the same article.</w:t>
-      </w:r>
-      <w:r>
-        <w:t xml:space="preserve"> </w:t>
-      </w:r>
-      <w:r>
-        <w:t xml:space="preserve">The second one does it once, in the source line that closes the div.</w:t>
-      </w:r>
-    </w:p>
-    <w:bookmarkEnd w:id="39"/>
-    <w:bookmarkEnd w:id="40"/>
-    <w:bookmarkStart w:id="41" w:name="best-practices"/>
-    <w:p>
-      <w:pPr>
-        <w:pStyle w:val="Heading2"/>
-      </w:pPr>
-      <w:r>
-        <w:t xml:space="preserve">11 Best practices</w:t>
-      </w:r>
-    </w:p>
-    <w:p>
-      <w:pPr>
-        <w:pStyle w:val="FirstParagraph"/>
-      </w:pPr>
-      <w:r>
-        <w:t xml:space="preserve">To effectively support your claims:</w:t>
+        <w:t xml:space="preserve">Cite as you write</w:t>
+      </w:r>
+      <w:r>
+        <w:t xml:space="preserve">: Add citations immediately when making claims, rather than planning to</w:t>
+      </w:r>
+      <w:r>
+        <w:t xml:space="preserve"> </w:t>
+      </w:r>
+      <w:r>
+        <w:t xml:space="preserve">“add references later”</w:t>
       </w:r>
     </w:p>
     <w:p>
@@ -3447,16 +3907,10 @@
           <w:b/>
           <w:bCs/>
         </w:rPr>
-        <w:t xml:space="preserve">Cite as you write</w:t>
-      </w:r>
-      <w:r>
-        <w:t xml:space="preserve">: Add citations immediately when making claims, rather than planning to</w:t>
-      </w:r>
-      <w:r>
-        <w:t xml:space="preserve"> </w:t>
-      </w:r>
-      <w:r>
-        <w:t xml:space="preserve">“add references later”</w:t>
+        <w:t xml:space="preserve">Use citation management tools</w:t>
+      </w:r>
+      <w:r>
+        <w:t xml:space="preserve">: Software like Zotero, Mendeley, or BibTeX helps organize and format references correctly</w:t>
       </w:r>
     </w:p>
     <w:p>
@@ -3472,10 +3926,10 @@
           <w:b/>
           <w:bCs/>
         </w:rPr>
-        <w:t xml:space="preserve">Use citation management tools</w:t>
-      </w:r>
-      <w:r>
-        <w:t xml:space="preserve">: Software like Zotero, Mendeley, or BibTeX helps organize and format references correctly</w:t>
+        <w:t xml:space="preserve">Check your citations</w:t>
+      </w:r>
+      <w:r>
+        <w:t xml:space="preserve">: Before submitting, verify that every citation supports its associated claim</w:t>
       </w:r>
     </w:p>
     <w:p>
@@ -3491,10 +3945,31 @@
           <w:b/>
           <w:bCs/>
         </w:rPr>
-        <w:t xml:space="preserve">Check your citations</w:t>
-      </w:r>
-      <w:r>
-        <w:t xml:space="preserve">: Before submitting, verify that every citation supports its associated claim</w:t>
+        <w:t xml:space="preserve">Provide context</w:t>
+      </w:r>
+      <w:r>
+        <w:t xml:space="preserve">: Help readers understand why a source is relevant (for example,</w:t>
+      </w:r>
+      <w:r>
+        <w:t xml:space="preserve"> </w:t>
+      </w:r>
+      <w:r>
+        <w:t xml:space="preserve">“Smith et al. (2020) demonstrated that…”</w:t>
+      </w:r>
+      <w:r>
+        <w:t xml:space="preserve"> </w:t>
+      </w:r>
+      <w:r>
+        <w:t xml:space="preserve">rather than just</w:t>
+      </w:r>
+      <w:r>
+        <w:t xml:space="preserve"> </w:t>
+      </w:r>
+      <w:r>
+        <w:t xml:space="preserve">“(Smith et al., 2020)”</w:t>
+      </w:r>
+      <w:r>
+        <w:t xml:space="preserve">)</w:t>
       </w:r>
     </w:p>
     <w:p>
@@ -3510,31 +3985,10 @@
           <w:b/>
           <w:bCs/>
         </w:rPr>
-        <w:t xml:space="preserve">Provide context</w:t>
-      </w:r>
-      <w:r>
-        <w:t xml:space="preserve">: Help readers understand why a source is relevant (for example,</w:t>
-      </w:r>
-      <w:r>
-        <w:t xml:space="preserve"> </w:t>
-      </w:r>
-      <w:r>
-        <w:t xml:space="preserve">“Smith et al. (2020) demonstrated that…”</w:t>
-      </w:r>
-      <w:r>
-        <w:t xml:space="preserve"> </w:t>
-      </w:r>
-      <w:r>
-        <w:t xml:space="preserve">rather than just</w:t>
-      </w:r>
-      <w:r>
-        <w:t xml:space="preserve"> </w:t>
-      </w:r>
-      <w:r>
-        <w:t xml:space="preserve">“(Smith et al., 2020)”</w:t>
-      </w:r>
-      <w:r>
-        <w:t xml:space="preserve">)</w:t>
+        <w:t xml:space="preserve">Balance primary and review sources</w:t>
+      </w:r>
+      <w:r>
+        <w:t xml:space="preserve">: Use primary sources for specific findings, reviews for general background</w:t>
       </w:r>
     </w:p>
     <w:p>
@@ -3550,10 +4004,10 @@
           <w:b/>
           <w:bCs/>
         </w:rPr>
-        <w:t xml:space="preserve">Balance primary and review sources</w:t>
-      </w:r>
-      <w:r>
-        <w:t xml:space="preserve">: Use primary sources for specific findings, reviews for general background</w:t>
+        <w:t xml:space="preserve">Stay current</w:t>
+      </w:r>
+      <w:r>
+        <w:t xml:space="preserve">: Supplement foundational older references with recent work showing the current state of knowledge</w:t>
       </w:r>
     </w:p>
     <w:p>
@@ -3569,33 +4023,14 @@
           <w:b/>
           <w:bCs/>
         </w:rPr>
-        <w:t xml:space="preserve">Stay current</w:t>
-      </w:r>
-      <w:r>
-        <w:t xml:space="preserve">: Supplement foundational older references with recent work showing the current state of knowledge</w:t>
-      </w:r>
-    </w:p>
-    <w:p>
-      <w:pPr>
-        <w:pStyle w:val="Compact"/>
-        <w:numPr>
-          <w:ilvl w:val="0"/>
-          <w:numId w:val="1017"/>
-        </w:numPr>
-      </w:pPr>
-      <w:r>
-        <w:rPr>
-          <w:b/>
-          <w:bCs/>
-        </w:rPr>
         <w:t xml:space="preserve">Cite diverse sources</w:t>
       </w:r>
       <w:r>
         <w:t xml:space="preserve">: When possible, include work from different research groups and perspectives</w:t>
       </w:r>
     </w:p>
-    <w:bookmarkEnd w:id="41"/>
-    <w:bookmarkStart w:id="42" w:name="quote-the-original"/>
+    <w:bookmarkEnd w:id="44"/>
+    <w:bookmarkStart w:id="45" w:name="quote-the-original"/>
     <w:p>
       <w:pPr>
         <w:pStyle w:val="Heading2"/>
@@ -3678,8 +4113,8 @@
         <w:t xml:space="preserve">Uncertainty about who said a line is not evidence about who said it.</w:t>
       </w:r>
     </w:p>
-    <w:bookmarkEnd w:id="42"/>
-    <w:bookmarkStart w:id="43" w:name="Xdc6e961a4731f42c2c786ef03a498fc72396848"/>
+    <w:bookmarkEnd w:id="45"/>
+    <w:bookmarkStart w:id="46" w:name="Xdc6e961a4731f42c2c786ef03a498fc72396848"/>
     <w:p>
       <w:pPr>
         <w:pStyle w:val="Heading2"/>
@@ -3708,8 +4143,8 @@
         <w:t xml:space="preserve">rather than expanding an acronym from memory.</w:t>
       </w:r>
     </w:p>
-    <w:bookmarkEnd w:id="43"/>
-    <w:bookmarkStart w:id="46" w:name="verify-each-bibliography-entry"/>
+    <w:bookmarkEnd w:id="46"/>
+    <w:bookmarkStart w:id="49" w:name="verify-each-bibliography-entry"/>
     <w:p>
       <w:pPr>
         <w:pStyle w:val="Heading2"/>
@@ -3734,7 +4169,7 @@
       <w:r>
         <w:t xml:space="preserve"> </w:t>
       </w:r>
-      <w:hyperlink r:id="rId44">
+      <w:hyperlink r:id="rId47">
         <w:r>
           <w:rPr>
             <w:rStyle w:val="Hyperlink"/>
@@ -3751,7 +4186,7 @@
       <w:r>
         <w:t xml:space="preserve"> </w:t>
       </w:r>
-      <w:hyperlink r:id="rId45">
+      <w:hyperlink r:id="rId48">
         <w:r>
           <w:rPr>
             <w:rStyle w:val="Hyperlink"/>
@@ -3793,8 +4228,8 @@
         <w:t xml:space="preserve">and say in the pull request what you checked against what.</w:t>
       </w:r>
     </w:p>
-    <w:bookmarkEnd w:id="46"/>
-    <w:bookmarkStart w:id="47" w:name="cite-an-alias-directly"/>
+    <w:bookmarkEnd w:id="49"/>
+    <w:bookmarkStart w:id="50" w:name="cite-an-alias-directly"/>
     <w:p>
       <w:pPr>
         <w:pStyle w:val="Heading2"/>
@@ -3890,8 +4325,8 @@
         <w:t xml:space="preserve">also called the **alias** [@key, section]</w:t>
       </w:r>
     </w:p>
-    <w:bookmarkEnd w:id="47"/>
-    <w:bookmarkStart w:id="50" w:name="cite-the-original-for-named-results"/>
+    <w:bookmarkEnd w:id="50"/>
+    <w:bookmarkStart w:id="53" w:name="cite-the-original-for-named-results"/>
     <w:p>
       <w:pPr>
         <w:pStyle w:val="Heading2"/>
@@ -4172,7 +4607,7 @@
       <w:r>
         <w:t xml:space="preserve"> </w:t>
       </w:r>
-      <w:hyperlink r:id="rId48">
+      <w:hyperlink r:id="rId51">
         <w:r>
           <w:rPr>
             <w:rStyle w:val="Hyperlink"/>
@@ -4198,198 +4633,113 @@
         <w:t xml:space="preserve">and never fill in a title, volume, or page number from memory.</w:t>
       </w:r>
     </w:p>
-    <w:bookmarkStart w:id="49" w:name="exm-cite-original"/>
+    <w:bookmarkStart w:id="52" w:name="exm-cite-original"/>
     <w:p>
       <w:pPr>
         <w:pStyle w:val="BodyText"/>
       </w:pPr>
-      <w:r>
-        <w:rPr>
-          <w:b/>
-          <w:bCs/>
-        </w:rPr>
-        <w:t xml:space="preserve">Example 5 (Crediting Chebyshev’s inequality)</w:t>
-      </w:r>
-      <w:r>
-        <w:t xml:space="preserve"> </w:t>
-      </w:r>
-      <w:r>
-        <w:t xml:space="preserve"> </w:t>
-      </w:r>
+      <w:del w:id="80" w:author="PR Preview" w:date="2026-01-01T00:00:00Z">
+        <w:r>
+          <w:rPr>
+            <w:b/>
+            <w:bCs/>
+          </w:rPr>
+          <w:delText xml:space="preserve">Example 5 (Crediting Chebyshev’s inequality)</w:delText>
+        </w:r>
+      </w:del>
+      <w:del w:id="81" w:author="PR Preview" w:date="2026-01-01T00:00:00Z">
+        <w:r>
+          <w:delText xml:space="preserve"> </w:delText>
+        </w:r>
+      </w:del>
+      <w:del w:id="82" w:author="PR Preview" w:date="2026-01-01T00:00:00Z">
+        <w:r>
+          <w:delText xml:space="preserve"> </w:delText>
+        </w:r>
+      </w:del>
+    </w:p>
+    <w:p>
+      <w:pPr>
+        <w:pStyle w:val="BodyText"/>
+      </w:pPr>
+      <w:ins w:id="83" w:author="PR Preview" w:date="2026-01-01T00:00:00Z">
+        <w:r>
+          <w:rPr>
+            <w:b/>
+            <w:bCs/>
+          </w:rPr>
+          <w:t xml:space="preserve">Example 6 (Crediting Chebyshev’s inequality)</w:t>
+        </w:r>
+      </w:ins>
+      <w:ins w:id="84" w:author="PR Preview" w:date="2026-01-01T00:00:00Z">
+        <w:r>
+          <w:t xml:space="preserve"> </w:t>
+        </w:r>
+      </w:ins>
+      <w:ins w:id="85" w:author="PR Preview" w:date="2026-01-01T00:00:00Z">
+        <w:r>
+          <w:t xml:space="preserve"> </w:t>
+        </w:r>
+      </w:ins>
     </w:p>
     <w:p>
       <w:pPr>
         <w:pStyle w:val="BlockText"/>
       </w:pPr>
-      <w:del w:id="3" w:author="PR Preview" w:date="2026-01-01T00:00:00Z">
-        <w:r>
-          <w:delText xml:space="preserve">❌ Chebyshev’s inequality says that …</w:delText>
-        </w:r>
-      </w:del>
+      <w:r>
+        <w:t xml:space="preserve">❌ Chebyshev’s inequality bounds the probability that …</w:t>
+      </w:r>
     </w:p>
     <w:p>
       <w:pPr>
         <w:pStyle w:val="BlockText"/>
       </w:pPr>
-      <w:del w:id="4" w:author="PR Preview" w:date="2026-01-01T00:00:00Z">
-        <w:r>
-          <w:delText xml:space="preserve">✅ Chebyshev’s inequality says that …</w:delText>
-        </w:r>
-      </w:del>
-      <w:del w:id="5" w:author="PR Preview" w:date="2026-01-01T00:00:00Z">
-        <w:r>
-          <w:delText xml:space="preserve"> </w:delText>
-        </w:r>
-      </w:del>
-      <w:del w:id="6" w:author="PR Preview" w:date="2026-01-01T00:00:00Z">
-        <w:r>
-          <w:delText xml:space="preserve">Bienaymé derived the bound</w:delText>
-        </w:r>
-      </w:del>
-      <w:del w:id="7" w:author="PR Preview" w:date="2026-01-01T00:00:00Z">
-        <w:r>
-          <w:delText xml:space="preserve"> </w:delText>
-        </w:r>
-      </w:del>
-      <w:del w:id="8" w:author="PR Preview" w:date="2026-01-01T00:00:00Z">
-        <w:r>
-          <w:delText xml:space="preserve">(Bienaymé 1853)</w:delText>
-        </w:r>
-      </w:del>
-      <w:del w:id="9" w:author="PR Preview" w:date="2026-01-01T00:00:00Z">
-        <w:r>
-          <w:delText xml:space="preserve">, and Tchébychef proved a more general form</w:delText>
-        </w:r>
-      </w:del>
-      <w:del w:id="10" w:author="PR Preview" w:date="2026-01-01T00:00:00Z">
-        <w:r>
-          <w:delText xml:space="preserve"> </w:delText>
-        </w:r>
-      </w:del>
-      <w:del w:id="11" w:author="PR Preview" w:date="2026-01-01T00:00:00Z">
-        <w:r>
-          <w:delText xml:space="preserve">(Tchébychef 1867)</w:delText>
-        </w:r>
-      </w:del>
-      <w:del w:id="12" w:author="PR Preview" w:date="2026-01-01T00:00:00Z">
-        <w:r>
-          <w:delText xml:space="preserve">.</w:delText>
-        </w:r>
-      </w:del>
-      <w:del w:id="13" w:author="PR Preview" w:date="2026-01-01T00:00:00Z">
-        <w:r>
-          <w:delText xml:space="preserve"> </w:delText>
-        </w:r>
-      </w:del>
-      <w:del w:id="14" w:author="PR Preview" w:date="2026-01-01T00:00:00Z">
-        <w:r>
-          <w:delText xml:space="preserve">A modern treatment is in</w:delText>
-        </w:r>
-      </w:del>
-      <w:del w:id="15" w:author="PR Preview" w:date="2026-01-01T00:00:00Z">
-        <w:r>
-          <w:delText xml:space="preserve"> </w:delText>
-        </w:r>
-      </w:del>
-      <w:del w:id="16" w:author="PR Preview" w:date="2026-01-01T00:00:00Z">
-        <w:r>
-          <w:delText xml:space="preserve">Blitzstein and Hwang (2019)</w:delText>
-        </w:r>
-      </w:del>
-      <w:del w:id="17" w:author="PR Preview" w:date="2026-01-01T00:00:00Z">
-        <w:r>
-          <w:delText xml:space="preserve">.</w:delText>
-        </w:r>
-      </w:del>
-    </w:p>
-    <w:p>
-      <w:pPr>
-        <w:pStyle w:val="BlockText"/>
-      </w:pPr>
-      <w:ins w:id="18" w:author="PR Preview" w:date="2026-01-01T00:00:00Z">
-        <w:r>
-          <w:t xml:space="preserve">❌ Chebyshev’s inequality bounds the probability that …</w:t>
-        </w:r>
-      </w:ins>
-    </w:p>
-    <w:p>
-      <w:pPr>
-        <w:pStyle w:val="BlockText"/>
-      </w:pPr>
-      <w:ins w:id="19" w:author="PR Preview" w:date="2026-01-01T00:00:00Z">
-        <w:r>
-          <w:t xml:space="preserve">✅ Chebyshev’s inequality bounds the probability that …</w:t>
-        </w:r>
-      </w:ins>
-      <w:ins w:id="20" w:author="PR Preview" w:date="2026-01-01T00:00:00Z">
-        <w:r>
-          <w:t xml:space="preserve"> </w:t>
-        </w:r>
-      </w:ins>
-      <w:ins w:id="21" w:author="PR Preview" w:date="2026-01-01T00:00:00Z">
-        <w:r>
-          <w:t xml:space="preserve">Bienaymé derived the bound</w:t>
-        </w:r>
-      </w:ins>
-      <w:ins w:id="22" w:author="PR Preview" w:date="2026-01-01T00:00:00Z">
-        <w:r>
-          <w:t xml:space="preserve"> </w:t>
-        </w:r>
-      </w:ins>
-      <w:ins w:id="23" w:author="PR Preview" w:date="2026-01-01T00:00:00Z">
-        <w:r>
-          <w:t xml:space="preserve">(Bienaymé 1853)</w:t>
-        </w:r>
-      </w:ins>
-      <w:ins w:id="24" w:author="PR Preview" w:date="2026-01-01T00:00:00Z">
-        <w:r>
-          <w:t xml:space="preserve">, and Tchébychef proved a more general form</w:t>
-        </w:r>
-      </w:ins>
-      <w:ins w:id="25" w:author="PR Preview" w:date="2026-01-01T00:00:00Z">
-        <w:r>
-          <w:t xml:space="preserve"> </w:t>
-        </w:r>
-      </w:ins>
-      <w:ins w:id="26" w:author="PR Preview" w:date="2026-01-01T00:00:00Z">
-        <w:r>
-          <w:t xml:space="preserve">(Tchébychef 1867)</w:t>
-        </w:r>
-      </w:ins>
-      <w:ins w:id="27" w:author="PR Preview" w:date="2026-01-01T00:00:00Z">
-        <w:r>
-          <w:t xml:space="preserve">.</w:t>
-        </w:r>
-      </w:ins>
-      <w:ins w:id="28" w:author="PR Preview" w:date="2026-01-01T00:00:00Z">
-        <w:r>
-          <w:t xml:space="preserve"> </w:t>
-        </w:r>
-      </w:ins>
-      <w:ins w:id="29" w:author="PR Preview" w:date="2026-01-01T00:00:00Z">
-        <w:r>
-          <w:t xml:space="preserve">A modern treatment is in</w:t>
-        </w:r>
-      </w:ins>
-      <w:ins w:id="30" w:author="PR Preview" w:date="2026-01-01T00:00:00Z">
-        <w:r>
-          <w:t xml:space="preserve"> </w:t>
-        </w:r>
-      </w:ins>
-      <w:ins w:id="31" w:author="PR Preview" w:date="2026-01-01T00:00:00Z">
-        <w:r>
-          <w:t xml:space="preserve">Blitzstein and Hwang (2019)</w:t>
-        </w:r>
-      </w:ins>
-      <w:ins w:id="32" w:author="PR Preview" w:date="2026-01-01T00:00:00Z">
-        <w:r>
-          <w:t xml:space="preserve">.</w:t>
-        </w:r>
-      </w:ins>
-    </w:p>
-    <w:bookmarkEnd w:id="49"/>
-    <w:bookmarkEnd w:id="50"/>
-    <w:bookmarkStart w:id="51" w:name="put-the-content-first"/>
+      <w:r>
+        <w:t xml:space="preserve">✅ Chebyshev’s inequality bounds the probability that …</w:t>
+      </w:r>
+      <w:r>
+        <w:t xml:space="preserve"> </w:t>
+      </w:r>
+      <w:r>
+        <w:t xml:space="preserve">Bienaymé derived the bound</w:t>
+      </w:r>
+      <w:r>
+        <w:t xml:space="preserve"> </w:t>
+      </w:r>
+      <w:r>
+        <w:t xml:space="preserve">(Bienaymé 1853)</w:t>
+      </w:r>
+      <w:r>
+        <w:t xml:space="preserve">, and Tchébychef proved a more general form</w:t>
+      </w:r>
+      <w:r>
+        <w:t xml:space="preserve"> </w:t>
+      </w:r>
+      <w:r>
+        <w:t xml:space="preserve">(Tchébychef 1867)</w:t>
+      </w:r>
+      <w:r>
+        <w:t xml:space="preserve">.</w:t>
+      </w:r>
+      <w:r>
+        <w:t xml:space="preserve"> </w:t>
+      </w:r>
+      <w:r>
+        <w:t xml:space="preserve">A modern treatment is in</w:t>
+      </w:r>
+      <w:r>
+        <w:t xml:space="preserve"> </w:t>
+      </w:r>
+      <w:r>
+        <w:t xml:space="preserve">Blitzstein and Hwang (2019)</w:t>
+      </w:r>
+      <w:r>
+        <w:t xml:space="preserve">.</w:t>
+      </w:r>
+    </w:p>
+    <w:bookmarkEnd w:id="52"/>
+    <w:bookmarkEnd w:id="53"/>
+    <w:bookmarkStart w:id="54" w:name="put-the-content-first"/>
     <w:p>
       <w:pPr>
         <w:pStyle w:val="Heading2"/>
@@ -4442,8 +4792,8 @@
         <w:t xml:space="preserve">without commentary on who said it or where it was repeated.</w:t>
       </w:r>
     </w:p>
-    <w:bookmarkEnd w:id="51"/>
-    <w:bookmarkStart w:id="52" w:name="adapting-another-courses-material"/>
+    <w:bookmarkEnd w:id="54"/>
+    <w:bookmarkStart w:id="55" w:name="adapting-another-courses-material"/>
     <w:p>
       <w:pPr>
         <w:pStyle w:val="Heading2"/>
@@ -4688,8 +5038,8 @@
         <w:t xml:space="preserve">:::</w:t>
       </w:r>
     </w:p>
-    <w:bookmarkEnd w:id="52"/>
-    <w:bookmarkStart w:id="53" w:name="material-from-your-own-work"/>
+    <w:bookmarkEnd w:id="55"/>
+    <w:bookmarkStart w:id="56" w:name="material-from-your-own-work"/>
     <w:p>
       <w:pPr>
         <w:pStyle w:val="Heading2"/>
@@ -5131,8 +5481,8 @@
         <w:t xml:space="preserve">When you find an existing credit to your own work, remove it and add or keep a link to it.</w:t>
       </w:r>
     </w:p>
-    <w:bookmarkEnd w:id="53"/>
-    <w:bookmarkStart w:id="54" w:name="common-citation-errors-to-avoid"/>
+    <w:bookmarkEnd w:id="56"/>
+    <w:bookmarkStart w:id="57" w:name="common-citation-errors-to-avoid"/>
     <w:p>
       <w:pPr>
         <w:pStyle w:val="Heading2"/>
@@ -5349,8 +5699,8 @@
         <w:t xml:space="preserve">: Failing to cite work that directly influenced your ideas</w:t>
       </w:r>
     </w:p>
-    <w:bookmarkEnd w:id="54"/>
-    <w:bookmarkStart w:id="60" w:name="examples"/>
+    <w:bookmarkEnd w:id="57"/>
+    <w:bookmarkStart w:id="63" w:name="examples"/>
     <w:p>
       <w:pPr>
         <w:pStyle w:val="Heading2"/>
@@ -5359,7 +5709,7 @@
         <w:t xml:space="preserve">21 Examples</w:t>
       </w:r>
     </w:p>
-    <w:bookmarkStart w:id="55" w:name="poor-unsupported-claim"/>
+    <w:bookmarkStart w:id="58" w:name="poor-unsupported-claim"/>
     <w:p>
       <w:pPr>
         <w:pStyle w:val="Heading3"/>
@@ -5391,8 +5741,8 @@
         <w:t xml:space="preserve">: This claim is stated as fact without any support.</w:t>
       </w:r>
     </w:p>
-    <w:bookmarkEnd w:id="55"/>
-    <w:bookmarkStart w:id="56" w:name="better-citation-provided"/>
+    <w:bookmarkEnd w:id="58"/>
+    <w:bookmarkStart w:id="59" w:name="better-citation-provided"/>
     <w:p>
       <w:pPr>
         <w:pStyle w:val="Heading3"/>
@@ -5433,8 +5783,8 @@
         <w:t xml:space="preserve">: Citations provide evidence for the claim.</w:t>
       </w:r>
     </w:p>
-    <w:bookmarkEnd w:id="56"/>
-    <w:bookmarkStart w:id="57" w:name="best-citation-with-context"/>
+    <w:bookmarkEnd w:id="59"/>
+    <w:bookmarkStart w:id="60" w:name="best-citation-with-context"/>
     <w:p>
       <w:pPr>
         <w:pStyle w:val="Heading3"/>
@@ -5487,8 +5837,8 @@
         <w:t xml:space="preserve">: The specific support each citation provides is explained.</w:t>
       </w:r>
     </w:p>
-    <w:bookmarkEnd w:id="57"/>
-    <w:bookmarkStart w:id="58" w:name="poor-irrelevant-citation"/>
+    <w:bookmarkEnd w:id="60"/>
+    <w:bookmarkStart w:id="61" w:name="poor-irrelevant-citation"/>
     <w:p>
       <w:pPr>
         <w:pStyle w:val="Heading3"/>
@@ -5529,8 +5879,8 @@
         <w:t xml:space="preserve">: Knuth’s 1984 paper on literate programming doesn’t address Python or data science.</w:t>
       </w:r>
     </w:p>
-    <w:bookmarkEnd w:id="58"/>
-    <w:bookmarkStart w:id="59" w:name="better-relevant-citation"/>
+    <w:bookmarkEnd w:id="61"/>
+    <w:bookmarkStart w:id="62" w:name="better-relevant-citation"/>
     <w:p>
       <w:pPr>
         <w:pStyle w:val="Heading3"/>
@@ -5571,9 +5921,9 @@
         <w:t xml:space="preserve">: The citation is to a current survey of programming language usage.</w:t>
       </w:r>
     </w:p>
-    <w:bookmarkEnd w:id="59"/>
-    <w:bookmarkEnd w:id="60"/>
-    <w:bookmarkStart w:id="79" w:name="conclusion"/>
+    <w:bookmarkEnd w:id="62"/>
+    <w:bookmarkEnd w:id="63"/>
+    <w:bookmarkStart w:id="82" w:name="conclusion"/>
     <w:p>
       <w:pPr>
         <w:pStyle w:val="Heading2"/>
@@ -5632,8 +5982,8 @@
         <w:t xml:space="preserve">add a citation or present direct evidence.</w:t>
       </w:r>
     </w:p>
-    <w:bookmarkStart w:id="78" w:name="refs"/>
-    <w:bookmarkStart w:id="62" w:name="ref-bienayme1853"/>
+    <w:bookmarkStart w:id="81" w:name="refs"/>
+    <w:bookmarkStart w:id="65" w:name="ref-bienayme1853"/>
     <w:p>
       <w:pPr>
         <w:pStyle w:val="Bibliography"/>
@@ -5678,7 +6028,7 @@
       <w:r>
         <w:t xml:space="preserve"> </w:t>
       </w:r>
-      <w:hyperlink r:id="rId61">
+      <w:hyperlink r:id="rId64">
         <w:r>
           <w:rPr>
             <w:rStyle w:val="Hyperlink"/>
@@ -5690,8 +6040,8 @@
         <w:t xml:space="preserve">.</w:t>
       </w:r>
     </w:p>
-    <w:bookmarkEnd w:id="62"/>
-    <w:bookmarkStart w:id="64" w:name="ref-blitzstein2019introduction"/>
+    <w:bookmarkEnd w:id="65"/>
+    <w:bookmarkStart w:id="67" w:name="ref-blitzstein2019introduction"/>
     <w:p>
       <w:pPr>
         <w:pStyle w:val="Bibliography"/>
@@ -5715,7 +6065,7 @@
       <w:r>
         <w:t xml:space="preserve"> </w:t>
       </w:r>
-      <w:hyperlink r:id="rId63">
+      <w:hyperlink r:id="rId66">
         <w:r>
           <w:rPr>
             <w:rStyle w:val="Hyperlink"/>
@@ -5727,8 +6077,8 @@
         <w:t xml:space="preserve">.</w:t>
       </w:r>
     </w:p>
-    <w:bookmarkEnd w:id="64"/>
-    <w:bookmarkStart w:id="66" w:name="ref-hawkins2004"/>
+    <w:bookmarkEnd w:id="67"/>
+    <w:bookmarkStart w:id="69" w:name="ref-hawkins2004"/>
     <w:p>
       <w:pPr>
         <w:pStyle w:val="Bibliography"/>
@@ -5761,7 +6111,7 @@
       <w:r>
         <w:t xml:space="preserve"> </w:t>
       </w:r>
-      <w:hyperlink r:id="rId65">
+      <w:hyperlink r:id="rId68">
         <w:r>
           <w:rPr>
             <w:rStyle w:val="Hyperlink"/>
@@ -5773,8 +6123,8 @@
         <w:t xml:space="preserve">.</w:t>
       </w:r>
     </w:p>
-    <w:bookmarkEnd w:id="66"/>
-    <w:bookmarkStart w:id="68" w:name="ref-knuth84"/>
+    <w:bookmarkEnd w:id="69"/>
+    <w:bookmarkStart w:id="71" w:name="ref-knuth84"/>
     <w:p>
       <w:pPr>
         <w:pStyle w:val="Bibliography"/>
@@ -5807,7 +6157,7 @@
       <w:r>
         <w:t xml:space="preserve"> </w:t>
       </w:r>
-      <w:hyperlink r:id="rId67">
+      <w:hyperlink r:id="rId70">
         <w:r>
           <w:rPr>
             <w:rStyle w:val="Hyperlink"/>
@@ -5819,8 +6169,8 @@
         <w:t xml:space="preserve">.</w:t>
       </w:r>
     </w:p>
-    <w:bookmarkEnd w:id="68"/>
-    <w:bookmarkStart w:id="69" w:name="ref-mitchell1997"/>
+    <w:bookmarkEnd w:id="71"/>
+    <w:bookmarkStart w:id="72" w:name="ref-mitchell1997"/>
     <w:p>
       <w:pPr>
         <w:pStyle w:val="Bibliography"/>
@@ -5842,8 +6192,8 @@
         <w:t xml:space="preserve">. McGraw-Hill.</w:t>
       </w:r>
     </w:p>
-    <w:bookmarkEnd w:id="69"/>
-    <w:bookmarkStart w:id="71" w:name="ref-stackoverflow2024"/>
+    <w:bookmarkEnd w:id="72"/>
+    <w:bookmarkStart w:id="74" w:name="ref-stackoverflow2024"/>
     <w:p>
       <w:pPr>
         <w:pStyle w:val="Bibliography"/>
@@ -5867,7 +6217,7 @@
       <w:r>
         <w:t xml:space="preserve"> </w:t>
       </w:r>
-      <w:hyperlink r:id="rId70">
+      <w:hyperlink r:id="rId73">
         <w:r>
           <w:rPr>
             <w:rStyle w:val="Hyperlink"/>
@@ -5879,8 +6229,8 @@
         <w:t xml:space="preserve">.</w:t>
       </w:r>
     </w:p>
-    <w:bookmarkEnd w:id="71"/>
-    <w:bookmarkStart w:id="73" w:name="ref-tchebichef1867"/>
+    <w:bookmarkEnd w:id="74"/>
+    <w:bookmarkStart w:id="76" w:name="ref-tchebichef1867"/>
     <w:p>
       <w:pPr>
         <w:pStyle w:val="Bibliography"/>
@@ -5910,7 +6260,7 @@
       <w:r>
         <w:t xml:space="preserve"> </w:t>
       </w:r>
-      <w:hyperlink r:id="rId72">
+      <w:hyperlink r:id="rId75">
         <w:r>
           <w:rPr>
             <w:rStyle w:val="Hyperlink"/>
@@ -5922,8 +6272,8 @@
         <w:t xml:space="preserve">.</w:t>
       </w:r>
     </w:p>
-    <w:bookmarkEnd w:id="73"/>
-    <w:bookmarkStart w:id="75" w:name="ref-vapnik1998"/>
+    <w:bookmarkEnd w:id="76"/>
+    <w:bookmarkStart w:id="78" w:name="ref-vapnik1998"/>
     <w:p>
       <w:pPr>
         <w:pStyle w:val="Bibliography"/>
@@ -5947,7 +6297,7 @@
       <w:r>
         <w:t xml:space="preserve"> </w:t>
       </w:r>
-      <w:hyperlink r:id="rId74">
+      <w:hyperlink r:id="rId77">
         <w:r>
           <w:rPr>
             <w:rStyle w:val="Hyperlink"/>
@@ -5959,8 +6309,8 @@
         <w:t xml:space="preserve">.</w:t>
       </w:r>
     </w:p>
-    <w:bookmarkEnd w:id="75"/>
-    <w:bookmarkStart w:id="77" w:name="ref-wikipedia_poisson_distribution"/>
+    <w:bookmarkEnd w:id="78"/>
+    <w:bookmarkStart w:id="80" w:name="ref-wikipedia_poisson_distribution"/>
     <w:p>
       <w:pPr>
         <w:pStyle w:val="Bibliography"/>
@@ -6019,7 +6369,7 @@
       <w:r>
         <w:t xml:space="preserve"> </w:t>
       </w:r>
-      <w:hyperlink r:id="rId76">
+      <w:hyperlink r:id="rId79">
         <w:r>
           <w:rPr>
             <w:rStyle w:val="Hyperlink"/>
@@ -6031,9 +6381,9 @@
         <w:t xml:space="preserve">.</w:t>
       </w:r>
     </w:p>
-    <w:bookmarkEnd w:id="77"/>
-    <w:bookmarkEnd w:id="78"/>
-    <w:bookmarkEnd w:id="79"/>
+    <w:bookmarkEnd w:id="80"/>
+    <w:bookmarkEnd w:id="81"/>
+    <w:bookmarkEnd w:id="82"/>
     <w:sectPr>
       <w:footnotePr>
         <w:numRestart w:val="eachSect"/>
